--- a/JS_Resume/JubheleShange_CV.docx
+++ b/JS_Resume/JubheleShange_CV.docx
@@ -247,6 +247,129 @@
         </w:rPr>
         <w:t>I thrive when working in a fast-paced and stressful environment and I have the ability to stay focused and get the job done. I have excellent leadership skills with the ability to ensure projects are completed in an efficient and timely manner and I have the ability to find and solve technical problems.</w:t>
       </w:r>
+    </w:p>
+    <w:p>
+      <w:pPr>
+        <w:pBdr>
+          <w:top w:val="nil"/>
+          <w:left w:val="nil"/>
+          <w:bottom w:val="nil"/>
+          <w:right w:val="nil"/>
+          <w:between w:val="nil"/>
+        </w:pBdr>
+        <w:spacing w:line="256" w:lineRule="auto"/>
+        <w:rPr>
+          <w:rFonts w:ascii="Calibri" w:eastAsia="Calibri" w:hAnsi="Calibri" w:cs="Calibri"/>
+          <w:color w:val="000000"/>
+          <w:sz w:val="22"/>
+          <w:szCs w:val="22"/>
+        </w:rPr>
+      </w:pPr>
+    </w:p>
+    <w:p>
+      <w:pPr>
+        <w:pBdr>
+          <w:top w:val="nil"/>
+          <w:left w:val="nil"/>
+          <w:bottom w:val="nil"/>
+          <w:right w:val="nil"/>
+          <w:between w:val="nil"/>
+        </w:pBdr>
+        <w:spacing w:line="256" w:lineRule="auto"/>
+        <w:rPr>
+          <w:rFonts w:ascii="Calibri" w:eastAsia="Calibri" w:hAnsi="Calibri" w:cs="Calibri"/>
+          <w:color w:val="000000"/>
+          <w:sz w:val="22"/>
+          <w:szCs w:val="22"/>
+        </w:rPr>
+      </w:pPr>
+      <w:r>
+        <w:rPr>
+          <w:rFonts w:ascii="Calibri" w:eastAsia="Calibri" w:hAnsi="Calibri" w:cs="Calibri"/>
+          <w:color w:val="000000"/>
+          <w:sz w:val="22"/>
+          <w:szCs w:val="22"/>
+        </w:rPr>
+        <w:t>Selected Azure Data Platform Projects</w:t>
+      </w:r>
+    </w:p>
+    <w:p>
+      <w:pPr>
+        <w:pBdr>
+          <w:top w:val="nil"/>
+          <w:left w:val="nil"/>
+          <w:bottom w:val="nil"/>
+          <w:right w:val="nil"/>
+          <w:between w:val="nil"/>
+        </w:pBdr>
+        <w:spacing w:line="256" w:lineRule="auto"/>
+        <w:rPr>
+          <w:rFonts w:ascii="Calibri" w:eastAsia="Calibri" w:hAnsi="Calibri" w:cs="Calibri"/>
+          <w:color w:val="000000"/>
+          <w:sz w:val="22"/>
+          <w:szCs w:val="22"/>
+        </w:rPr>
+      </w:pPr>
+    </w:p>
+    <w:p>
+      <w:pPr>
+        <w:pBdr>
+          <w:top w:val="nil"/>
+          <w:left w:val="nil"/>
+          <w:bottom w:val="nil"/>
+          <w:right w:val="nil"/>
+          <w:between w:val="nil"/>
+        </w:pBdr>
+        <w:spacing w:line="256" w:lineRule="auto"/>
+        <w:rPr>
+          <w:rFonts w:ascii="Calibri" w:eastAsia="Calibri" w:hAnsi="Calibri" w:cs="Calibri"/>
+          <w:color w:val="000000"/>
+          <w:sz w:val="22"/>
+          <w:szCs w:val="22"/>
+        </w:rPr>
+      </w:pPr>
+      <w:r>
+        <w:t>• Standard Bank: Led data migration from legacy sources into Azure, building cloud artefacts in Azure Data Factory, Azure Storage, and Azure Synapse; used Python and PySpark to transform data and configured Power BI Service workspaces, datasets, refresh schedules, gateway connections, and permissions for cloud reporting.</w:t>
+      </w:r>
+    </w:p>
+    <w:p>
+      <w:pPr>
+        <w:pBdr>
+          <w:top w:val="nil"/>
+          <w:left w:val="nil"/>
+          <w:bottom w:val="nil"/>
+          <w:right w:val="nil"/>
+          <w:between w:val="nil"/>
+        </w:pBdr>
+        <w:spacing w:line="256" w:lineRule="auto"/>
+        <w:rPr>
+          <w:rFonts w:ascii="Calibri" w:eastAsia="Calibri" w:hAnsi="Calibri" w:cs="Calibri"/>
+          <w:color w:val="000000"/>
+          <w:sz w:val="22"/>
+          <w:szCs w:val="22"/>
+        </w:rPr>
+      </w:pPr>
+      <w:r>
+        <w:t>• Coca-Cola: Automated operational data pipelines with Azure Data Factory, Python, and PySpark, staging flat files from Azure Storage into Synapse and supporting Power BI reporting with cleaner, more consistent curated data.</w:t>
+      </w:r>
+    </w:p>
+    <w:p>
+      <w:pPr>
+        <w:pBdr>
+          <w:top w:val="nil"/>
+          <w:left w:val="nil"/>
+          <w:bottom w:val="nil"/>
+          <w:right w:val="nil"/>
+          <w:between w:val="nil"/>
+        </w:pBdr>
+        <w:spacing w:line="256" w:lineRule="auto"/>
+        <w:rPr>
+          <w:rFonts w:ascii="Calibri" w:eastAsia="Calibri" w:hAnsi="Calibri" w:cs="Calibri"/>
+          <w:color w:val="000000"/>
+          <w:sz w:val="22"/>
+          <w:szCs w:val="22"/>
+        </w:rPr>
+      </w:pPr>
     </w:p>
     <w:p>
       <w:pPr>
@@ -652,10 +775,7 @@
         <w:ind w:left="0" w:firstLine="0"/>
       </w:pPr>
       <w:r>
-        <w:t>Astute Insights PTY LTD</w:t>
-      </w:r>
-      <w:r>
-        <w:t xml:space="preserve"> </w:t>
+        <w:t xml:space="preserve">Astute Insights PTY LTD </w:t>
       </w:r>
     </w:p>
     <w:p>
@@ -1674,14 +1794,6 @@
           <w:szCs w:val="22"/>
         </w:rPr>
         <w:tab/>
-      </w:r>
-      <w:r>
-        <w:rPr>
-          <w:rFonts w:ascii="Calibri" w:eastAsia="Calibri" w:hAnsi="Calibri" w:cs="Calibri"/>
-          <w:color w:val="000000"/>
-          <w:sz w:val="22"/>
-          <w:szCs w:val="22"/>
-        </w:rPr>
         <w:t xml:space="preserve">Growth and </w:t>
       </w:r>
       <w:r>
@@ -2095,6 +2207,7 @@
           <w:sz w:val="22"/>
           <w:szCs w:val="22"/>
         </w:rPr>
+        <w:lastRenderedPageBreak/>
         <w:t xml:space="preserve">Duties: </w:t>
       </w:r>
     </w:p>
@@ -2126,7 +2239,6 @@
           <w:szCs w:val="22"/>
           <w:lang w:val="en-ZA"/>
         </w:rPr>
-        <w:lastRenderedPageBreak/>
         <w:t>Data Engineering &amp; Integration:</w:t>
       </w:r>
     </w:p>
@@ -3517,7 +3629,6 @@
           <w:szCs w:val="22"/>
           <w:lang w:val="en-ZA"/>
         </w:rPr>
-        <w:lastRenderedPageBreak/>
         <w:t>2. Data Visualization and Reporting:</w:t>
       </w:r>
     </w:p>
@@ -4834,7 +4945,6 @@
           <w:sz w:val="22"/>
           <w:szCs w:val="22"/>
         </w:rPr>
-        <w:lastRenderedPageBreak/>
         <w:t>Perform ETL and data engineering processes such as configuring Data Pipelines, Data Modelling administering Snowflake.</w:t>
       </w:r>
     </w:p>
@@ -6206,7 +6316,6 @@
           <w:szCs w:val="22"/>
           <w:lang w:val="en-ZA"/>
         </w:rPr>
-        <w:lastRenderedPageBreak/>
         <w:t>Provide data-driven recommendations:</w:t>
       </w:r>
       <w:r>
@@ -7854,7 +7963,6 @@
           <w:sz w:val="22"/>
           <w:szCs w:val="22"/>
         </w:rPr>
-        <w:lastRenderedPageBreak/>
         <w:t>Supporting Risk and Payments department and previously supported the Acquisitions department with the following roles/duties:</w:t>
       </w:r>
     </w:p>
@@ -9281,7 +9389,6 @@
           <w:sz w:val="22"/>
           <w:szCs w:val="22"/>
         </w:rPr>
-        <w:lastRenderedPageBreak/>
         <w:t>- Power BI</w:t>
       </w:r>
     </w:p>
@@ -13070,7 +13177,6 @@
         </w:numPr>
       </w:pPr>
       <w:r>
-        <w:lastRenderedPageBreak/>
         <w:t xml:space="preserve">Education </w:t>
       </w:r>
     </w:p>
@@ -19505,6 +19611,7 @@
   <w:style w:type="character" w:default="1" w:styleId="DefaultParagraphFont">
     <w:name w:val="Default Paragraph Font"/>
     <w:uiPriority w:val="1"/>
+    <w:semiHidden/>
     <w:unhideWhenUsed/>
   </w:style>
   <w:style w:type="table" w:default="1" w:styleId="TableNormal">
